--- a/docs/Test_Case_Document.docx
+++ b/docs/Test_Case_Document.docx
@@ -27,7 +27,7 @@
           <w:color w:val="0284C7"/>
           <w:sz w:val="24"/>
         </w:rPr>
-        <w:t>Disaster Relief Resource Coordination System (Team 20) — Review 2 Delivery</w:t>
+        <w:t>Disaster Relief Resource Coordination System (Team 20) — Sprint 3 (Review 3) Delivery</w:t>
       </w:r>
     </w:p>
     <w:tbl>
@@ -2370,7 +2370,7 @@
           <w:color w:val="1E293B"/>
           <w:sz w:val="20"/>
         </w:rPr>
-        <w:t>The master test register below documents all 62 automated test cases executed across the entire software increment, specifying Test ID, Module, Input Data / Preconditions, Expected Result, Actual Result, and Status:</w:t>
+        <w:t>The master test register below documents all 94 automated test cases executed across the entire software increment, specifying Test ID, Module, Input Data / Preconditions, Expected Result, Actual Result, and Status:</w:t>
       </w:r>
     </w:p>
     <w:tbl>
@@ -14840,7 +14840,7 @@
           <w:color w:val="1E293B"/>
           <w:sz w:val="20"/>
         </w:rPr>
-        <w:t>The test suite has been formally approved by the team. All 62 automated test cases executed cleanly with zero failures and zero broken tests.</w:t>
+        <w:t>The test suite has been formally approved by the team. All 94 automated test cases executed cleanly with zero failures and zero broken tests.</w:t>
       </w:r>
     </w:p>
     <w:sectPr>
@@ -14868,7 +14868,7 @@
         <w:color w:val="64748B"/>
         <w:sz w:val="17"/>
       </w:rPr>
-      <w:t>Software Engineering Project — Review 2 Delivery Evidence</w:t>
+      <w:t>Software Engineering Project — Sprint 3 (Review 3) Delivery Evidence</w:t>
     </w:r>
   </w:p>
 </w:ftr>
